--- a/DZ_Infotech_OS_Documentation.docx
+++ b/DZ_Infotech_OS_Documentation.docx
@@ -1526,7 +1526,25 @@
           <w:sz w:val="24"/>
           <w:szCs w:val="24"/>
         </w:rPr>
-        <w:t>Total Count Of Member Who Are on Leave</w:t>
+        <w:t xml:space="preserve">Total Count </w:t>
+      </w:r>
+      <w:r>
+        <w:rPr>
+          <w:rFonts w:ascii="Times New Roman" w:hAnsi="Times New Roman" w:cs="Times New Roman"/>
+          <w:color w:val="0F172A"/>
+          <w:sz w:val="24"/>
+          <w:szCs w:val="24"/>
+        </w:rPr>
+        <w:t>of</w:t>
+      </w:r>
+      <w:r>
+        <w:rPr>
+          <w:rFonts w:ascii="Times New Roman" w:hAnsi="Times New Roman" w:cs="Times New Roman"/>
+          <w:color w:val="0F172A"/>
+          <w:sz w:val="24"/>
+          <w:szCs w:val="24"/>
+        </w:rPr>
+        <w:t xml:space="preserve"> Member Who Are on Leave</w:t>
       </w:r>
       <w:r>
         <w:rPr>
@@ -1751,27 +1769,7 @@
           <w:sz w:val="24"/>
           <w:szCs w:val="24"/>
         </w:rPr>
-        <w:t xml:space="preserve">Quick Links: Navigate to Leave application, Profile, and </w:t>
-      </w:r>
-      <w:proofErr w:type="spellStart"/>
-      <w:r>
-        <w:rPr>
-          <w:rFonts w:ascii="Times New Roman" w:hAnsi="Times New Roman" w:cs="Times New Roman"/>
-          <w:color w:val="0F172A"/>
-          <w:sz w:val="24"/>
-          <w:szCs w:val="24"/>
-        </w:rPr>
-        <w:t>Payslip</w:t>
-      </w:r>
-      <w:proofErr w:type="spellEnd"/>
-      <w:r>
-        <w:rPr>
-          <w:rFonts w:ascii="Times New Roman" w:hAnsi="Times New Roman" w:cs="Times New Roman"/>
-          <w:color w:val="0F172A"/>
-          <w:sz w:val="24"/>
-          <w:szCs w:val="24"/>
-        </w:rPr>
-        <w:t>.</w:t>
+        <w:t>Quick Links: Navigate to Leave application, Profile, and Payslip.</w:t>
       </w:r>
     </w:p>
     <w:p>
@@ -4452,27 +4450,7 @@
           <w:sz w:val="24"/>
           <w:szCs w:val="24"/>
         </w:rPr>
-        <w:t xml:space="preserve">Paid: Payment confirmed. </w:t>
-      </w:r>
-      <w:proofErr w:type="spellStart"/>
-      <w:r>
-        <w:rPr>
-          <w:rFonts w:ascii="Times New Roman" w:hAnsi="Times New Roman" w:cs="Times New Roman"/>
-          <w:color w:val="0F172A"/>
-          <w:sz w:val="24"/>
-          <w:szCs w:val="24"/>
-        </w:rPr>
-        <w:t>Payslip</w:t>
-      </w:r>
-      <w:proofErr w:type="spellEnd"/>
-      <w:r>
-        <w:rPr>
-          <w:rFonts w:ascii="Times New Roman" w:hAnsi="Times New Roman" w:cs="Times New Roman"/>
-          <w:color w:val="0F172A"/>
-          <w:sz w:val="24"/>
-          <w:szCs w:val="24"/>
-        </w:rPr>
-        <w:t xml:space="preserve"> can be downloaded as PDF.</w:t>
+        <w:t>Paid: Payment confirmed. Payslip can be downloaded as PDF.</w:t>
       </w:r>
     </w:p>
     <w:p>
@@ -4572,27 +4550,7 @@
           <w:sz w:val="24"/>
           <w:szCs w:val="24"/>
         </w:rPr>
-        <w:t xml:space="preserve">Download individual </w:t>
-      </w:r>
-      <w:proofErr w:type="spellStart"/>
-      <w:r>
-        <w:rPr>
-          <w:rFonts w:ascii="Times New Roman" w:hAnsi="Times New Roman" w:cs="Times New Roman"/>
-          <w:color w:val="0F172A"/>
-          <w:sz w:val="24"/>
-          <w:szCs w:val="24"/>
-        </w:rPr>
-        <w:t>payslips</w:t>
-      </w:r>
-      <w:proofErr w:type="spellEnd"/>
-      <w:r>
-        <w:rPr>
-          <w:rFonts w:ascii="Times New Roman" w:hAnsi="Times New Roman" w:cs="Times New Roman"/>
-          <w:color w:val="0F172A"/>
-          <w:sz w:val="24"/>
-          <w:szCs w:val="24"/>
-        </w:rPr>
-        <w:t xml:space="preserve"> as PDF.</w:t>
+        <w:t>Download individual payslips as PDF.</w:t>
       </w:r>
     </w:p>
     <w:p>
@@ -5421,7 +5379,7 @@
           <w:sz w:val="24"/>
           <w:szCs w:val="24"/>
         </w:rPr>
-        <w:t>Lead Sources: Website, LinkedIn, Referral, Cold Outreach, Inbound, Outbound, Ads, PA.</w:t>
+        <w:t>Lead Sources: Website, LinkedIn, Referral, Inbound, Outbound, Ads, PA.</w:t>
       </w:r>
     </w:p>
     <w:p>
